--- a/30-Ket-Qua/2026-10-12/Soan-Thao/TB_Huong-dan-su-dung-cong-cu-AI-KTC-Quan-tri_20261012_v10_TrackChanges.docx
+++ b/30-Ket-Qua/2026-10-12/Soan-Thao/TB_Huong-dan-su-dung-cong-cu-AI-KTC-Quan-tri_20261012_v10_TrackChanges.docx
@@ -770,7 +770,7 @@
         </w:rPr>
         <w:t xml:space="preserve">a) Bộ công cụ do Phòng TH-HC&amp;QT xây dựng theo nội dung 1 và nội dung 2 Kế hoạch số 848/KH-CĐKT, phục vụ chu trình quản trị nhiệm vụ khép kín: Kế hoạch – giao việc – theo dõi – kết quả, minh chứng – báo cáo – đánh giá – điều chỉnh kế hoạch. </w:t>
       </w:r>
-      <w:del w:id="1001" w:author="Tiếp thu thẩm định lần 2, 12/10 (Claude)" w:date="2026-10-12T07:00:37Z">
+      <w:del w:id="1001" w:author="Tiếp thu thẩm định lần 2, 12/10 (Claude)" w:date="2026-10-12T07:12:04Z">
         <w:r>
           <w:rPr>
             <w:sz w:val="28"/>
@@ -778,12 +778,12 @@
           <w:delText xml:space="preserve">Mỗi nhiệm vụ được gắn một mã nhiệm vụ (Task_ID) dùng xuyên suốt từ kế hoạch đến báo cáo và minh chứng;</w:delText>
         </w:r>
       </w:del>
-      <w:ins w:id="1002" w:author="Tiếp thu thẩm định lần 2, 12/10 (Claude)" w:date="2026-10-12T07:00:37Z">
+      <w:ins w:id="1002" w:author="Tiếp thu thẩm định lần 2, 12/10 (Claude)" w:date="2026-10-12T07:12:04Z">
         <w:r>
           <w:rPr>
             <w:sz w:val="28"/>
           </w:rPr>
-          <w:t xml:space="preserve">Nhiệm vụ được đối chiếu từ kế hoạch đến báo cáo và minh chứng theo mã sản phẩm, công việc tại Danh mục sản phẩm, công việc ban hành kèm theo Quyết định số 2119/QĐ-CĐKT ngày 28/9/2026 và theo tên nhiệm vụ; mã nhiệm vụ thống nhất (Task_ID) chưa áp dụng cho đến khi Trường ban hành quy định mã nhiệm vụ phù hợp với mã nhiệm vụ trên phần mềm quản lý KPI của tỉnh;</w:t>
+          <w:t xml:space="preserve">Nhiệm vụ được đối chiếu từ kế hoạch đến báo cáo và minh chứng theo mã sản phẩm, công việc tại Danh mục sản phẩm, công việc ban hành kèm theo Quyết định số 2119/QĐ-CĐKT ngày 28/9/2026 và theo tên nhiệm vụ; mã nhiệm vụ thống nhất (Task_ID) chưa áp dụng cho đến khi Trường ban hành quy định mã nhiệm vụ phù hợp với mã nhiệm vụ trên phần mềm KPI của tỉnh (Hệ thống quản lý đánh giá, xếp loại chất lượng cán bộ, công chức, viên chức VNPT-ĐGCB);</w:t>
         </w:r>
       </w:ins>
       <w:r>
@@ -856,7 +856,7 @@
         </w:rPr>
         <w:t xml:space="preserve">- Các thao tác tự động (hooks) trên Claude Cowork và Claude Code (đầy đủ từ phiên bản 1.3.2): Tự kiểm tra phiên bản; chặn các thao tác ghi, xóa đã nhận dạng được đối với kho KTC-Database và biểu mẫu chuẩn, chặn cả lệnh có nhắc tới kho, có dấu hiệu ghi nhưng không xác định được nơi ghi; đo thể thức tệp vừa tạo; ghi nhật ký vận hành, theo mặc định chỉ gồm thông tin mô tả, không ghi nội dung lời nhắn, câu lệnh (trừ khi người dùng chủ động chọn ghi), tự xóa sau 30 ngày. Thao tác chặn ghi là biện pháp hỗ trợ, không nhận dạng được lệnh đã mã hóa, biến hoặc liên kết đặt từ trước, chương trình viết sẵn trong tệp và không chạy khi máy thiếu Python; khi đầu phiên không hiện dòng “guard: HOẠT ĐỘNG”, người dùng chỉ dùng Bộ công cụ để đọc, soạn nháp, không để AI ghi, sửa tệp trên máy. </w:t>
       </w:r>
-      <w:del w:id="1007" w:author="Tiếp thu thẩm định lần 2, 12/10 (Claude)" w:date="2026-10-12T07:00:37Z">
+      <w:del w:id="1007" w:author="Tiếp thu thẩm định lần 2, 12/10 (Claude)" w:date="2026-10-12T07:12:04Z">
         <w:r>
           <w:rPr>
             <w:sz w:val="28"/>
@@ -864,7 +864,7 @@
           <w:delText xml:space="preserve">Phân quyền chỉ đọc kho KTC-Database trên Google Drive là biện pháp bảo vệ chính.</w:delText>
         </w:r>
       </w:del>
-      <w:ins w:id="1008" w:author="Tiếp thu thẩm định lần 2, 12/10 (Claude)" w:date="2026-10-12T07:00:37Z">
+      <w:ins w:id="1008" w:author="Tiếp thu thẩm định lần 2, 12/10 (Claude)" w:date="2026-10-12T07:12:04Z">
         <w:r>
           <w:rPr>
             <w:sz w:val="28"/>
@@ -952,7 +952,7 @@
         </w:rPr>
         <w:t xml:space="preserve">- Claude Code: Chạy đầy đủ mọi thành phần, </w:t>
       </w:r>
-      <w:del w:id="1005" w:author="Tiếp thu thẩm định lần 2, 12/10 (Claude)" w:date="2026-10-12T07:00:37Z">
+      <w:del w:id="1005" w:author="Tiếp thu thẩm định lần 2, 12/10 (Claude)" w:date="2026-10-12T07:12:04Z">
         <w:r>
           <w:rPr>
             <w:sz w:val="28"/>
@@ -960,7 +960,7 @@
           <w:delText xml:space="preserve">là nền tảng đã được kiểm thử trên dữ liệu giả lập</w:delText>
         </w:r>
       </w:del>
-      <w:ins w:id="1006" w:author="Tiếp thu thẩm định lần 2, 12/10 (Claude)" w:date="2026-10-12T07:00:37Z">
+      <w:ins w:id="1006" w:author="Tiếp thu thẩm định lần 2, 12/10 (Claude)" w:date="2026-10-12T07:12:04Z">
         <w:r>
           <w:rPr>
             <w:sz w:val="28"/>
@@ -1040,7 +1040,7 @@
         </w:rPr>
         <w:t xml:space="preserve">- Bộ công cụ không thay thế bước rà soát dự thảo văn bản trước khi trình ký bằng Skill “ktc-ra-soat-897” theo Thông báo số 948/TB-CĐKT ngày 17 tháng 8 năm 2026 của Trường Cao đẳng Kon Tum hướng dẫn kiểm tra, rà soát dự thảo văn bản trước khi ban hành bằng công cụ trí tuệ nhân tạo </w:t>
       </w:r>
-      <w:del w:id="1009" w:author="Tiếp thu thẩm định lần 2, 12/10 (Claude)" w:date="2026-10-12T07:00:37Z">
+      <w:del w:id="1009" w:author="Tiếp thu thẩm định lần 2, 12/10 (Claude)" w:date="2026-10-12T07:12:04Z">
         <w:r>
           <w:rPr>
             <w:sz w:val="28"/>
@@ -1048,7 +1048,7 @@
           <w:delText xml:space="preserve">(KTC-Ra-Soat-897-v2-Cai-tien); không tự quyết định</w:delText>
         </w:r>
       </w:del>
-      <w:ins w:id="1010" w:author="Tiếp thu thẩm định lần 2, 12/10 (Claude)" w:date="2026-10-12T07:00:37Z">
+      <w:ins w:id="1010" w:author="Tiếp thu thẩm định lần 2, 12/10 (Claude)" w:date="2026-10-12T07:12:04Z">
         <w:r>
           <w:rPr>
             <w:sz w:val="28"/>
@@ -1094,7 +1094,7 @@
         </w:rPr>
         <w:t xml:space="preserve">- Kết quả của Bộ công cụ ghi rõ trạng thái; chỉ kết quả ở trạng thái “Đạt” hoặc “Đạt có điều kiện” được dùng làm cơ sở để đơn vị, người soạn thảo kiểm tra, </w:t>
       </w:r>
-      <w:del w:id="1011" w:author="Tiếp thu thẩm định lần 2, 12/10 (Claude)" w:date="2026-10-12T07:00:37Z">
+      <w:del w:id="1011" w:author="Tiếp thu thẩm định lần 2, 12/10 (Claude)" w:date="2026-10-12T07:12:04Z">
         <w:r>
           <w:rPr>
             <w:sz w:val="28"/>
@@ -1102,7 +1102,7 @@
           <w:delText xml:space="preserve">hoàn thiện sản phẩm chính thức.</w:delText>
         </w:r>
       </w:del>
-      <w:ins w:id="1012" w:author="Tiếp thu thẩm định lần 2, 12/10 (Claude)" w:date="2026-10-12T07:00:37Z">
+      <w:ins w:id="1012" w:author="Tiếp thu thẩm định lần 2, 12/10 (Claude)" w:date="2026-10-12T07:12:04Z">
         <w:r>
           <w:rPr>
             <w:sz w:val="28"/>
@@ -1320,7 +1320,7 @@
         </w:rPr>
         <w:t xml:space="preserve">Khi cập nhật phiên bản mới, </w:t>
       </w:r>
-      <w:del w:id="1013" w:author="Tiếp thu thẩm định lần 2, 12/10 (Claude)" w:date="2026-10-12T07:00:37Z">
+      <w:del w:id="1013" w:author="Tiếp thu thẩm định lần 2, 12/10 (Claude)" w:date="2026-10-12T07:12:04Z">
         <w:r>
           <w:rPr>
             <w:sz w:val="28"/>
@@ -1329,7 +1329,7 @@
           <w:delText xml:space="preserve">phải gỡ bản cũ trước rồi mới tải bản mới, sau đó mở cuộc hội thoại mới</w:delText>
         </w:r>
       </w:del>
-      <w:ins w:id="1014" w:author="Tiếp thu thẩm định lần 2, 12/10 (Claude)" w:date="2026-10-12T07:00:37Z">
+      <w:ins w:id="1014" w:author="Tiếp thu thẩm định lần 2, 12/10 (Claude)" w:date="2026-10-12T07:12:04Z">
         <w:r>
           <w:rPr>
             <w:sz w:val="28"/>
@@ -1345,7 +1345,7 @@
         </w:rPr>
         <w:t xml:space="preserve">; không để song song nhiều phiên bản; trường hợp phiên bản mới phát sinh lỗi, </w:t>
       </w:r>
-      <w:del w:id="1015" w:author="Tiếp thu thẩm định lần 2, 12/10 (Claude)" w:date="2026-10-12T07:00:37Z">
+      <w:del w:id="1015" w:author="Tiếp thu thẩm định lần 2, 12/10 (Claude)" w:date="2026-10-12T07:12:04Z">
         <w:r>
           <w:rPr>
             <w:sz w:val="28"/>
@@ -1354,7 +1354,7 @@
           <w:delText xml:space="preserve">gỡ phiên bản đó, cài lại phiên bản liền trước</w:delText>
         </w:r>
       </w:del>
-      <w:ins w:id="1016" w:author="Tiếp thu thẩm định lần 2, 12/10 (Claude)" w:date="2026-10-12T07:00:37Z">
+      <w:ins w:id="1016" w:author="Tiếp thu thẩm định lần 2, 12/10 (Claude)" w:date="2026-10-12T07:12:04Z">
         <w:r>
           <w:rPr>
             <w:sz w:val="28"/>
@@ -1598,7 +1598,7 @@
                 <w:szCs w:val="28"/>
               </w:rPr>
             </w:pPr>
-            <w:del w:id="1003" w:author="Tiếp thu thẩm định lần 2, 12/10 (Claude)" w:date="2026-10-12T07:00:37Z">
+            <w:del w:id="1003" w:author="Tiếp thu thẩm định lần 2, 12/10 (Claude)" w:date="2026-10-12T07:12:04Z">
               <w:r>
                 <w:rPr>
                   <w:b/>
@@ -1608,7 +1608,7 @@
                 <w:delText>Giao việc, Task_ID</w:delText>
               </w:r>
             </w:del>
-            <w:ins w:id="1004" w:author="Tiếp thu thẩm định lần 2, 12/10 (Claude)" w:date="2026-10-12T07:00:37Z">
+            <w:ins w:id="1004" w:author="Tiếp thu thẩm định lần 2, 12/10 (Claude)" w:date="2026-10-12T07:12:04Z">
               <w:r>
                 <w:rPr>
                   <w:b/>
@@ -1960,7 +1960,7 @@
         </w:rPr>
         <w:t xml:space="preserve">Kết quả do AI tạo ra chỉ có giá trị tham khảo; đơn vị, người soạn thảo và Lãnh đạo đơn vị kiểm tra, chịu trách nhiệm về số liệu, nội dung trước khi gửi, trình. Không đưa thông tin thuộc bí mật nhà nước, tài liệu có dấu mật, mật khẩu, số định danh cá nhân vào nền tảng AI; dữ liệu cá nhân (họ tên, điểm, nhận xét đánh giá) chỉ do người được đánh giá và người có thẩm quyền xử lý, trong phạm vi cần thiết, </w:t>
       </w:r>
-      <w:del w:id="1017" w:author="Tiếp thu thẩm định lần 2, 12/10 (Claude)" w:date="2026-10-12T07:00:37Z">
+      <w:del w:id="1017" w:author="Tiếp thu thẩm định lần 2, 12/10 (Claude)" w:date="2026-10-12T07:12:04Z">
         <w:r>
           <w:rPr>
             <w:sz w:val="28"/>
@@ -1969,7 +1969,7 @@
           <w:delText xml:space="preserve">theo quy định của pháp luật về bảo vệ dữ liệu cá nhân.</w:delText>
         </w:r>
       </w:del>
-      <w:ins w:id="1018" w:author="Tiếp thu thẩm định lần 2, 12/10 (Claude)" w:date="2026-10-12T07:00:37Z">
+      <w:ins w:id="1018" w:author="Tiếp thu thẩm định lần 2, 12/10 (Claude)" w:date="2026-10-12T07:12:04Z">
         <w:r>
           <w:rPr>
             <w:sz w:val="28"/>
@@ -2210,7 +2210,7 @@
           <w:sz w:val="28"/>
         </w:rPr>
       </w:pPr>
-      <w:del w:id="1019" w:author="Tiếp thu thẩm định lần 2, 12/10 (Claude)" w:date="2026-10-12T07:00:37Z">
+      <w:del w:id="1019" w:author="Tiếp thu thẩm định lần 2, 12/10 (Claude)" w:date="2026-10-12T07:12:04Z">
         <w:r>
           <w:rPr>
             <w:sz w:val="28"/>
@@ -2218,7 +2218,7 @@
           <w:delText xml:space="preserve">b) Sử dụng Bộ công cụ khi xây dựng kế hoạch, báo cáo công tác định kỳ;</w:delText>
         </w:r>
       </w:del>
-      <w:ins w:id="1020" w:author="Tiếp thu thẩm định lần 2, 12/10 (Claude)" w:date="2026-10-12T07:00:37Z">
+      <w:ins w:id="1020" w:author="Tiếp thu thẩm định lần 2, 12/10 (Claude)" w:date="2026-10-12T07:12:04Z">
         <w:r>
           <w:rPr>
             <w:sz w:val="28"/>

--- a/30-Ket-Qua/2026-10-12/Soan-Thao/TB_Huong-dan-su-dung-cong-cu-AI-KTC-Quan-tri_20261012_v10_TrackChanges.docx
+++ b/30-Ket-Qua/2026-10-12/Soan-Thao/TB_Huong-dan-su-dung-cong-cu-AI-KTC-Quan-tri_20261012_v10_TrackChanges.docx
@@ -770,7 +770,7 @@
         </w:rPr>
         <w:t xml:space="preserve">a) Bộ công cụ do Phòng TH-HC&amp;QT xây dựng theo nội dung 1 và nội dung 2 Kế hoạch số 848/KH-CĐKT, phục vụ chu trình quản trị nhiệm vụ khép kín: Kế hoạch – giao việc – theo dõi – kết quả, minh chứng – báo cáo – đánh giá – điều chỉnh kế hoạch. </w:t>
       </w:r>
-      <w:del w:id="1001" w:author="Tiếp thu thẩm định lần 2, 12/10 (Claude)" w:date="2026-10-12T07:12:04Z">
+      <w:del w:id="1001" w:author="Tiếp thu thẩm định lần 2, 12/10 (Claude)" w:date="2026-10-12T07:18:07Z">
         <w:r>
           <w:rPr>
             <w:sz w:val="28"/>
@@ -778,7 +778,7 @@
           <w:delText xml:space="preserve">Mỗi nhiệm vụ được gắn một mã nhiệm vụ (Task_ID) dùng xuyên suốt từ kế hoạch đến báo cáo và minh chứng;</w:delText>
         </w:r>
       </w:del>
-      <w:ins w:id="1002" w:author="Tiếp thu thẩm định lần 2, 12/10 (Claude)" w:date="2026-10-12T07:12:04Z">
+      <w:ins w:id="1002" w:author="Tiếp thu thẩm định lần 2, 12/10 (Claude)" w:date="2026-10-12T07:18:07Z">
         <w:r>
           <w:rPr>
             <w:sz w:val="28"/>
@@ -856,7 +856,7 @@
         </w:rPr>
         <w:t xml:space="preserve">- Các thao tác tự động (hooks) trên Claude Cowork và Claude Code (đầy đủ từ phiên bản 1.3.2): Tự kiểm tra phiên bản; chặn các thao tác ghi, xóa đã nhận dạng được đối với kho KTC-Database và biểu mẫu chuẩn, chặn cả lệnh có nhắc tới kho, có dấu hiệu ghi nhưng không xác định được nơi ghi; đo thể thức tệp vừa tạo; ghi nhật ký vận hành, theo mặc định chỉ gồm thông tin mô tả, không ghi nội dung lời nhắn, câu lệnh (trừ khi người dùng chủ động chọn ghi), tự xóa sau 30 ngày. Thao tác chặn ghi là biện pháp hỗ trợ, không nhận dạng được lệnh đã mã hóa, biến hoặc liên kết đặt từ trước, chương trình viết sẵn trong tệp và không chạy khi máy thiếu Python; khi đầu phiên không hiện dòng “guard: HOẠT ĐỘNG”, người dùng chỉ dùng Bộ công cụ để đọc, soạn nháp, không để AI ghi, sửa tệp trên máy. </w:t>
       </w:r>
-      <w:del w:id="1007" w:author="Tiếp thu thẩm định lần 2, 12/10 (Claude)" w:date="2026-10-12T07:12:04Z">
+      <w:del w:id="1007" w:author="Tiếp thu thẩm định lần 2, 12/10 (Claude)" w:date="2026-10-12T07:18:07Z">
         <w:r>
           <w:rPr>
             <w:sz w:val="28"/>
@@ -864,7 +864,7 @@
           <w:delText xml:space="preserve">Phân quyền chỉ đọc kho KTC-Database trên Google Drive là biện pháp bảo vệ chính.</w:delText>
         </w:r>
       </w:del>
-      <w:ins w:id="1008" w:author="Tiếp thu thẩm định lần 2, 12/10 (Claude)" w:date="2026-10-12T07:12:04Z">
+      <w:ins w:id="1008" w:author="Tiếp thu thẩm định lần 2, 12/10 (Claude)" w:date="2026-10-12T07:18:07Z">
         <w:r>
           <w:rPr>
             <w:sz w:val="28"/>
@@ -952,7 +952,7 @@
         </w:rPr>
         <w:t xml:space="preserve">- Claude Code: Chạy đầy đủ mọi thành phần, </w:t>
       </w:r>
-      <w:del w:id="1005" w:author="Tiếp thu thẩm định lần 2, 12/10 (Claude)" w:date="2026-10-12T07:12:04Z">
+      <w:del w:id="1005" w:author="Tiếp thu thẩm định lần 2, 12/10 (Claude)" w:date="2026-10-12T07:18:07Z">
         <w:r>
           <w:rPr>
             <w:sz w:val="28"/>
@@ -960,7 +960,7 @@
           <w:delText xml:space="preserve">là nền tảng đã được kiểm thử trên dữ liệu giả lập</w:delText>
         </w:r>
       </w:del>
-      <w:ins w:id="1006" w:author="Tiếp thu thẩm định lần 2, 12/10 (Claude)" w:date="2026-10-12T07:12:04Z">
+      <w:ins w:id="1006" w:author="Tiếp thu thẩm định lần 2, 12/10 (Claude)" w:date="2026-10-12T07:18:07Z">
         <w:r>
           <w:rPr>
             <w:sz w:val="28"/>
@@ -1040,7 +1040,7 @@
         </w:rPr>
         <w:t xml:space="preserve">- Bộ công cụ không thay thế bước rà soát dự thảo văn bản trước khi trình ký bằng Skill “ktc-ra-soat-897” theo Thông báo số 948/TB-CĐKT ngày 17 tháng 8 năm 2026 của Trường Cao đẳng Kon Tum hướng dẫn kiểm tra, rà soát dự thảo văn bản trước khi ban hành bằng công cụ trí tuệ nhân tạo </w:t>
       </w:r>
-      <w:del w:id="1009" w:author="Tiếp thu thẩm định lần 2, 12/10 (Claude)" w:date="2026-10-12T07:12:04Z">
+      <w:del w:id="1009" w:author="Tiếp thu thẩm định lần 2, 12/10 (Claude)" w:date="2026-10-12T07:18:07Z">
         <w:r>
           <w:rPr>
             <w:sz w:val="28"/>
@@ -1048,7 +1048,7 @@
           <w:delText xml:space="preserve">(KTC-Ra-Soat-897-v2-Cai-tien); không tự quyết định</w:delText>
         </w:r>
       </w:del>
-      <w:ins w:id="1010" w:author="Tiếp thu thẩm định lần 2, 12/10 (Claude)" w:date="2026-10-12T07:12:04Z">
+      <w:ins w:id="1010" w:author="Tiếp thu thẩm định lần 2, 12/10 (Claude)" w:date="2026-10-12T07:18:07Z">
         <w:r>
           <w:rPr>
             <w:sz w:val="28"/>
@@ -1094,7 +1094,7 @@
         </w:rPr>
         <w:t xml:space="preserve">- Kết quả của Bộ công cụ ghi rõ trạng thái; chỉ kết quả ở trạng thái “Đạt” hoặc “Đạt có điều kiện” được dùng làm cơ sở để đơn vị, người soạn thảo kiểm tra, </w:t>
       </w:r>
-      <w:del w:id="1011" w:author="Tiếp thu thẩm định lần 2, 12/10 (Claude)" w:date="2026-10-12T07:12:04Z">
+      <w:del w:id="1011" w:author="Tiếp thu thẩm định lần 2, 12/10 (Claude)" w:date="2026-10-12T07:18:07Z">
         <w:r>
           <w:rPr>
             <w:sz w:val="28"/>
@@ -1102,7 +1102,7 @@
           <w:delText xml:space="preserve">hoàn thiện sản phẩm chính thức.</w:delText>
         </w:r>
       </w:del>
-      <w:ins w:id="1012" w:author="Tiếp thu thẩm định lần 2, 12/10 (Claude)" w:date="2026-10-12T07:12:04Z">
+      <w:ins w:id="1012" w:author="Tiếp thu thẩm định lần 2, 12/10 (Claude)" w:date="2026-10-12T07:18:07Z">
         <w:r>
           <w:rPr>
             <w:sz w:val="28"/>
@@ -1320,7 +1320,7 @@
         </w:rPr>
         <w:t xml:space="preserve">Khi cập nhật phiên bản mới, </w:t>
       </w:r>
-      <w:del w:id="1013" w:author="Tiếp thu thẩm định lần 2, 12/10 (Claude)" w:date="2026-10-12T07:12:04Z">
+      <w:del w:id="1013" w:author="Tiếp thu thẩm định lần 2, 12/10 (Claude)" w:date="2026-10-12T07:18:07Z">
         <w:r>
           <w:rPr>
             <w:sz w:val="28"/>
@@ -1329,7 +1329,7 @@
           <w:delText xml:space="preserve">phải gỡ bản cũ trước rồi mới tải bản mới, sau đó mở cuộc hội thoại mới</w:delText>
         </w:r>
       </w:del>
-      <w:ins w:id="1014" w:author="Tiếp thu thẩm định lần 2, 12/10 (Claude)" w:date="2026-10-12T07:12:04Z">
+      <w:ins w:id="1014" w:author="Tiếp thu thẩm định lần 2, 12/10 (Claude)" w:date="2026-10-12T07:18:07Z">
         <w:r>
           <w:rPr>
             <w:sz w:val="28"/>
@@ -1345,7 +1345,7 @@
         </w:rPr>
         <w:t xml:space="preserve">; không để song song nhiều phiên bản; trường hợp phiên bản mới phát sinh lỗi, </w:t>
       </w:r>
-      <w:del w:id="1015" w:author="Tiếp thu thẩm định lần 2, 12/10 (Claude)" w:date="2026-10-12T07:12:04Z">
+      <w:del w:id="1015" w:author="Tiếp thu thẩm định lần 2, 12/10 (Claude)" w:date="2026-10-12T07:18:07Z">
         <w:r>
           <w:rPr>
             <w:sz w:val="28"/>
@@ -1354,7 +1354,7 @@
           <w:delText xml:space="preserve">gỡ phiên bản đó, cài lại phiên bản liền trước</w:delText>
         </w:r>
       </w:del>
-      <w:ins w:id="1016" w:author="Tiếp thu thẩm định lần 2, 12/10 (Claude)" w:date="2026-10-12T07:12:04Z">
+      <w:ins w:id="1016" w:author="Tiếp thu thẩm định lần 2, 12/10 (Claude)" w:date="2026-10-12T07:18:07Z">
         <w:r>
           <w:rPr>
             <w:sz w:val="28"/>
@@ -1598,7 +1598,7 @@
                 <w:szCs w:val="28"/>
               </w:rPr>
             </w:pPr>
-            <w:del w:id="1003" w:author="Tiếp thu thẩm định lần 2, 12/10 (Claude)" w:date="2026-10-12T07:12:04Z">
+            <w:del w:id="1003" w:author="Tiếp thu thẩm định lần 2, 12/10 (Claude)" w:date="2026-10-12T07:18:07Z">
               <w:r>
                 <w:rPr>
                   <w:b/>
@@ -1608,7 +1608,7 @@
                 <w:delText>Giao việc, Task_ID</w:delText>
               </w:r>
             </w:del>
-            <w:ins w:id="1004" w:author="Tiếp thu thẩm định lần 2, 12/10 (Claude)" w:date="2026-10-12T07:12:04Z">
+            <w:ins w:id="1004" w:author="Tiếp thu thẩm định lần 2, 12/10 (Claude)" w:date="2026-10-12T07:18:07Z">
               <w:r>
                 <w:rPr>
                   <w:b/>
@@ -1960,7 +1960,7 @@
         </w:rPr>
         <w:t xml:space="preserve">Kết quả do AI tạo ra chỉ có giá trị tham khảo; đơn vị, người soạn thảo và Lãnh đạo đơn vị kiểm tra, chịu trách nhiệm về số liệu, nội dung trước khi gửi, trình. Không đưa thông tin thuộc bí mật nhà nước, tài liệu có dấu mật, mật khẩu, số định danh cá nhân vào nền tảng AI; dữ liệu cá nhân (họ tên, điểm, nhận xét đánh giá) chỉ do người được đánh giá và người có thẩm quyền xử lý, trong phạm vi cần thiết, </w:t>
       </w:r>
-      <w:del w:id="1017" w:author="Tiếp thu thẩm định lần 2, 12/10 (Claude)" w:date="2026-10-12T07:12:04Z">
+      <w:del w:id="1017" w:author="Tiếp thu thẩm định lần 2, 12/10 (Claude)" w:date="2026-10-12T07:18:07Z">
         <w:r>
           <w:rPr>
             <w:sz w:val="28"/>
@@ -1969,7 +1969,7 @@
           <w:delText xml:space="preserve">theo quy định của pháp luật về bảo vệ dữ liệu cá nhân.</w:delText>
         </w:r>
       </w:del>
-      <w:ins w:id="1018" w:author="Tiếp thu thẩm định lần 2, 12/10 (Claude)" w:date="2026-10-12T07:12:04Z">
+      <w:ins w:id="1018" w:author="Tiếp thu thẩm định lần 2, 12/10 (Claude)" w:date="2026-10-12T07:18:07Z">
         <w:r>
           <w:rPr>
             <w:sz w:val="28"/>
@@ -2210,7 +2210,7 @@
           <w:sz w:val="28"/>
         </w:rPr>
       </w:pPr>
-      <w:del w:id="1019" w:author="Tiếp thu thẩm định lần 2, 12/10 (Claude)" w:date="2026-10-12T07:12:04Z">
+      <w:del w:id="1019" w:author="Tiếp thu thẩm định lần 2, 12/10 (Claude)" w:date="2026-10-12T07:18:07Z">
         <w:r>
           <w:rPr>
             <w:sz w:val="28"/>
@@ -2218,7 +2218,7 @@
           <w:delText xml:space="preserve">b) Sử dụng Bộ công cụ khi xây dựng kế hoạch, báo cáo công tác định kỳ;</w:delText>
         </w:r>
       </w:del>
-      <w:ins w:id="1020" w:author="Tiếp thu thẩm định lần 2, 12/10 (Claude)" w:date="2026-10-12T07:12:04Z">
+      <w:ins w:id="1020" w:author="Tiếp thu thẩm định lần 2, 12/10 (Claude)" w:date="2026-10-12T07:18:07Z">
         <w:r>
           <w:rPr>
             <w:sz w:val="28"/>

--- a/30-Ket-Qua/2026-10-12/Soan-Thao/TB_Huong-dan-su-dung-cong-cu-AI-KTC-Quan-tri_20261012_v10_TrackChanges.docx
+++ b/30-Ket-Qua/2026-10-12/Soan-Thao/TB_Huong-dan-su-dung-cong-cu-AI-KTC-Quan-tri_20261012_v10_TrackChanges.docx
@@ -770,7 +770,7 @@
         </w:rPr>
         <w:t xml:space="preserve">a) Bộ công cụ do Phòng TH-HC&amp;QT xây dựng theo nội dung 1 và nội dung 2 Kế hoạch số 848/KH-CĐKT, phục vụ chu trình quản trị nhiệm vụ khép kín: Kế hoạch – giao việc – theo dõi – kết quả, minh chứng – báo cáo – đánh giá – điều chỉnh kế hoạch. </w:t>
       </w:r>
-      <w:del w:id="1001" w:author="Tiếp thu thẩm định lần 2, 12/10 (Claude)" w:date="2026-10-12T07:18:07Z">
+      <w:del w:id="1005" w:author="Tiếp thu thẩm định lần 2, 12/10 (Claude)" w:date="2026-10-12T07:20:25Z">
         <w:r>
           <w:rPr>
             <w:sz w:val="28"/>
@@ -778,12 +778,12 @@
           <w:delText xml:space="preserve">Mỗi nhiệm vụ được gắn một mã nhiệm vụ (Task_ID) dùng xuyên suốt từ kế hoạch đến báo cáo và minh chứng;</w:delText>
         </w:r>
       </w:del>
-      <w:ins w:id="1002" w:author="Tiếp thu thẩm định lần 2, 12/10 (Claude)" w:date="2026-10-12T07:18:07Z">
+      <w:ins w:id="1006" w:author="Tiếp thu thẩm định lần 2, 12/10 (Claude)" w:date="2026-10-12T07:20:25Z">
         <w:r>
           <w:rPr>
             <w:sz w:val="28"/>
           </w:rPr>
-          <w:t xml:space="preserve">Nhiệm vụ được đối chiếu từ kế hoạch đến báo cáo và minh chứng theo mã sản phẩm, công việc tại Danh mục sản phẩm, công việc ban hành kèm theo Quyết định số 2119/QĐ-CĐKT ngày 28/9/2026 và theo tên nhiệm vụ; mã nhiệm vụ thống nhất (Task_ID) chưa áp dụng cho đến khi Trường ban hành quy định mã nhiệm vụ phù hợp với mã nhiệm vụ trên phần mềm KPI của tỉnh (Hệ thống quản lý đánh giá, xếp loại chất lượng cán bộ, công chức, viên chức VNPT-ĐGCB);</w:t>
+          <w:t xml:space="preserve">Nhiệm vụ được đối chiếu từ kế hoạch đến báo cáo và minh chứng theo mã sản phẩm, công việc tại Danh mục sản phẩm, công việc ban hành kèm theo Quyết định số 2119/QĐ-CĐKT ngày 28 tháng 9 năm 2026 của Hiệu trưởng Trường Cao đẳng Kon Tum và theo tên nhiệm vụ; mã nhiệm vụ thống nhất (Task_ID) chưa áp dụng cho đến khi Trường ban hành quy định mã nhiệm vụ phù hợp với mã nhiệm vụ trên phần mềm KPI của tỉnh (Hệ thống quản lý đánh giá, xếp loại chất lượng cán bộ, công chức, viên chức VNPT-ĐGCB);</w:t>
         </w:r>
       </w:ins>
       <w:r>
@@ -856,7 +856,7 @@
         </w:rPr>
         <w:t xml:space="preserve">- Các thao tác tự động (hooks) trên Claude Cowork và Claude Code (đầy đủ từ phiên bản 1.3.2): Tự kiểm tra phiên bản; chặn các thao tác ghi, xóa đã nhận dạng được đối với kho KTC-Database và biểu mẫu chuẩn, chặn cả lệnh có nhắc tới kho, có dấu hiệu ghi nhưng không xác định được nơi ghi; đo thể thức tệp vừa tạo; ghi nhật ký vận hành, theo mặc định chỉ gồm thông tin mô tả, không ghi nội dung lời nhắn, câu lệnh (trừ khi người dùng chủ động chọn ghi), tự xóa sau 30 ngày. Thao tác chặn ghi là biện pháp hỗ trợ, không nhận dạng được lệnh đã mã hóa, biến hoặc liên kết đặt từ trước, chương trình viết sẵn trong tệp và không chạy khi máy thiếu Python; khi đầu phiên không hiện dòng “guard: HOẠT ĐỘNG”, người dùng chỉ dùng Bộ công cụ để đọc, soạn nháp, không để AI ghi, sửa tệp trên máy. </w:t>
       </w:r>
-      <w:del w:id="1007" w:author="Tiếp thu thẩm định lần 2, 12/10 (Claude)" w:date="2026-10-12T07:18:07Z">
+      <w:del w:id="1011" w:author="Tiếp thu thẩm định lần 2, 12/10 (Claude)" w:date="2026-10-12T07:20:25Z">
         <w:r>
           <w:rPr>
             <w:sz w:val="28"/>
@@ -864,7 +864,7 @@
           <w:delText xml:space="preserve">Phân quyền chỉ đọc kho KTC-Database trên Google Drive là biện pháp bảo vệ chính.</w:delText>
         </w:r>
       </w:del>
-      <w:ins w:id="1008" w:author="Tiếp thu thẩm định lần 2, 12/10 (Claude)" w:date="2026-10-12T07:18:07Z">
+      <w:ins w:id="1012" w:author="Tiếp thu thẩm định lần 2, 12/10 (Claude)" w:date="2026-10-12T07:20:25Z">
         <w:r>
           <w:rPr>
             <w:sz w:val="28"/>
@@ -952,7 +952,7 @@
         </w:rPr>
         <w:t xml:space="preserve">- Claude Code: Chạy đầy đủ mọi thành phần, </w:t>
       </w:r>
-      <w:del w:id="1005" w:author="Tiếp thu thẩm định lần 2, 12/10 (Claude)" w:date="2026-10-12T07:18:07Z">
+      <w:del w:id="1009" w:author="Tiếp thu thẩm định lần 2, 12/10 (Claude)" w:date="2026-10-12T07:20:25Z">
         <w:r>
           <w:rPr>
             <w:sz w:val="28"/>
@@ -960,7 +960,7 @@
           <w:delText xml:space="preserve">là nền tảng đã được kiểm thử trên dữ liệu giả lập</w:delText>
         </w:r>
       </w:del>
-      <w:ins w:id="1006" w:author="Tiếp thu thẩm định lần 2, 12/10 (Claude)" w:date="2026-10-12T07:18:07Z">
+      <w:ins w:id="1010" w:author="Tiếp thu thẩm định lần 2, 12/10 (Claude)" w:date="2026-10-12T07:20:25Z">
         <w:r>
           <w:rPr>
             <w:sz w:val="28"/>
@@ -1040,7 +1040,7 @@
         </w:rPr>
         <w:t xml:space="preserve">- Bộ công cụ không thay thế bước rà soát dự thảo văn bản trước khi trình ký bằng Skill “ktc-ra-soat-897” theo Thông báo số 948/TB-CĐKT ngày 17 tháng 8 năm 2026 của Trường Cao đẳng Kon Tum hướng dẫn kiểm tra, rà soát dự thảo văn bản trước khi ban hành bằng công cụ trí tuệ nhân tạo </w:t>
       </w:r>
-      <w:del w:id="1009" w:author="Tiếp thu thẩm định lần 2, 12/10 (Claude)" w:date="2026-10-12T07:18:07Z">
+      <w:del w:id="1013" w:author="Tiếp thu thẩm định lần 2, 12/10 (Claude)" w:date="2026-10-12T07:20:25Z">
         <w:r>
           <w:rPr>
             <w:sz w:val="28"/>
@@ -1048,7 +1048,7 @@
           <w:delText xml:space="preserve">(KTC-Ra-Soat-897-v2-Cai-tien); không tự quyết định</w:delText>
         </w:r>
       </w:del>
-      <w:ins w:id="1010" w:author="Tiếp thu thẩm định lần 2, 12/10 (Claude)" w:date="2026-10-12T07:18:07Z">
+      <w:ins w:id="1014" w:author="Tiếp thu thẩm định lần 2, 12/10 (Claude)" w:date="2026-10-12T07:20:25Z">
         <w:r>
           <w:rPr>
             <w:sz w:val="28"/>
@@ -1094,7 +1094,7 @@
         </w:rPr>
         <w:t xml:space="preserve">- Kết quả của Bộ công cụ ghi rõ trạng thái; chỉ kết quả ở trạng thái “Đạt” hoặc “Đạt có điều kiện” được dùng làm cơ sở để đơn vị, người soạn thảo kiểm tra, </w:t>
       </w:r>
-      <w:del w:id="1011" w:author="Tiếp thu thẩm định lần 2, 12/10 (Claude)" w:date="2026-10-12T07:18:07Z">
+      <w:del w:id="1015" w:author="Tiếp thu thẩm định lần 2, 12/10 (Claude)" w:date="2026-10-12T07:20:25Z">
         <w:r>
           <w:rPr>
             <w:sz w:val="28"/>
@@ -1102,7 +1102,7 @@
           <w:delText xml:space="preserve">hoàn thiện sản phẩm chính thức.</w:delText>
         </w:r>
       </w:del>
-      <w:ins w:id="1012" w:author="Tiếp thu thẩm định lần 2, 12/10 (Claude)" w:date="2026-10-12T07:18:07Z">
+      <w:ins w:id="1016" w:author="Tiếp thu thẩm định lần 2, 12/10 (Claude)" w:date="2026-10-12T07:20:25Z">
         <w:r>
           <w:rPr>
             <w:sz w:val="28"/>
@@ -1320,7 +1320,7 @@
         </w:rPr>
         <w:t xml:space="preserve">Khi cập nhật phiên bản mới, </w:t>
       </w:r>
-      <w:del w:id="1013" w:author="Tiếp thu thẩm định lần 2, 12/10 (Claude)" w:date="2026-10-12T07:18:07Z">
+      <w:del w:id="1017" w:author="Tiếp thu thẩm định lần 2, 12/10 (Claude)" w:date="2026-10-12T07:20:25Z">
         <w:r>
           <w:rPr>
             <w:sz w:val="28"/>
@@ -1329,7 +1329,7 @@
           <w:delText xml:space="preserve">phải gỡ bản cũ trước rồi mới tải bản mới, sau đó mở cuộc hội thoại mới</w:delText>
         </w:r>
       </w:del>
-      <w:ins w:id="1014" w:author="Tiếp thu thẩm định lần 2, 12/10 (Claude)" w:date="2026-10-12T07:18:07Z">
+      <w:ins w:id="1018" w:author="Tiếp thu thẩm định lần 2, 12/10 (Claude)" w:date="2026-10-12T07:20:25Z">
         <w:r>
           <w:rPr>
             <w:sz w:val="28"/>
@@ -1345,7 +1345,7 @@
         </w:rPr>
         <w:t xml:space="preserve">; không để song song nhiều phiên bản; trường hợp phiên bản mới phát sinh lỗi, </w:t>
       </w:r>
-      <w:del w:id="1015" w:author="Tiếp thu thẩm định lần 2, 12/10 (Claude)" w:date="2026-10-12T07:18:07Z">
+      <w:del w:id="1019" w:author="Tiếp thu thẩm định lần 2, 12/10 (Claude)" w:date="2026-10-12T07:20:25Z">
         <w:r>
           <w:rPr>
             <w:sz w:val="28"/>
@@ -1354,7 +1354,7 @@
           <w:delText xml:space="preserve">gỡ phiên bản đó, cài lại phiên bản liền trước</w:delText>
         </w:r>
       </w:del>
-      <w:ins w:id="1016" w:author="Tiếp thu thẩm định lần 2, 12/10 (Claude)" w:date="2026-10-12T07:18:07Z">
+      <w:ins w:id="1020" w:author="Tiếp thu thẩm định lần 2, 12/10 (Claude)" w:date="2026-10-12T07:20:25Z">
         <w:r>
           <w:rPr>
             <w:sz w:val="28"/>
@@ -1598,7 +1598,7 @@
                 <w:szCs w:val="28"/>
               </w:rPr>
             </w:pPr>
-            <w:del w:id="1003" w:author="Tiếp thu thẩm định lần 2, 12/10 (Claude)" w:date="2026-10-12T07:18:07Z">
+            <w:del w:id="1007" w:author="Tiếp thu thẩm định lần 2, 12/10 (Claude)" w:date="2026-10-12T07:20:25Z">
               <w:r>
                 <w:rPr>
                   <w:b/>
@@ -1608,7 +1608,7 @@
                 <w:delText>Giao việc, Task_ID</w:delText>
               </w:r>
             </w:del>
-            <w:ins w:id="1004" w:author="Tiếp thu thẩm định lần 2, 12/10 (Claude)" w:date="2026-10-12T07:18:07Z">
+            <w:ins w:id="1008" w:author="Tiếp thu thẩm định lần 2, 12/10 (Claude)" w:date="2026-10-12T07:20:25Z">
               <w:r>
                 <w:rPr>
                   <w:b/>
@@ -1823,7 +1823,32 @@
           <w:sz w:val="28"/>
           <w:szCs w:val="28"/>
         </w:rPr>
-        <w:t>Lập kế hoạch và danh mục sản phẩm KPI quý theo mẫu của nhóm vị trí việc làm, trình Trưởng đơn vị phê duyệt; khi Bộ công cụ hỏi cách quy đổi khối lượng, chọn quy đổi theo hệ số sản phẩm tại Danh mục ban hành kèm theo Quyết định số 2119/QĐ-CĐKT ngày 28 tháng 9 năm 2026 của Hiệu trưởng Trường Cao đẳng Kon Tum ban hành Danh mục sản phẩm, công việc (phương án “A”), không nhân với hệ số mức độ công việc.</w:t>
+        <w:t xml:space="preserve">Lập kế hoạch và danh mục sản phẩm KPI quý theo mẫu của nhóm vị trí việc làm, trình Trưởng đơn vị phê duyệt; khi Bộ công cụ hỏi cách quy đổi khối lượng, chọn quy đổi theo hệ số sản phẩm tại Danh mục ban hành kèm theo </w:t>
+      </w:r>
+      <w:del w:id="1001" w:author="Tiếp thu thẩm định lần 2, 12/10 (Claude)" w:date="2026-10-12T07:20:25Z">
+        <w:r>
+          <w:rPr>
+            <w:sz w:val="28"/>
+            <w:szCs w:val="28"/>
+          </w:rPr>
+          <w:delText xml:space="preserve">Quyết định số 2119/QĐ-CĐKT ngày 28 tháng 9 năm 2026 của Hiệu trưởng Trường Cao đẳng Kon Tum ban hành Danh mục sản phẩm, công việc (phương án</w:delText>
+        </w:r>
+      </w:del>
+      <w:ins w:id="1002" w:author="Tiếp thu thẩm định lần 2, 12/10 (Claude)" w:date="2026-10-12T07:20:25Z">
+        <w:r>
+          <w:rPr>
+            <w:sz w:val="28"/>
+            <w:szCs w:val="28"/>
+          </w:rPr>
+          <w:t xml:space="preserve">Quyết định số 2119/QĐ-CĐKT (phương án</w:t>
+        </w:r>
+      </w:ins>
+      <w:r>
+        <w:rPr>
+          <w:sz w:val="28"/>
+          <w:szCs w:val="28"/>
+        </w:rPr>
+        <w:t xml:space="preserve"> “A”), không nhân với hệ số mức độ công việc.</w:t>
       </w:r>
     </w:p>
     <w:p>
@@ -1960,7 +1985,7 @@
         </w:rPr>
         <w:t xml:space="preserve">Kết quả do AI tạo ra chỉ có giá trị tham khảo; đơn vị, người soạn thảo và Lãnh đạo đơn vị kiểm tra, chịu trách nhiệm về số liệu, nội dung trước khi gửi, trình. Không đưa thông tin thuộc bí mật nhà nước, tài liệu có dấu mật, mật khẩu, số định danh cá nhân vào nền tảng AI; dữ liệu cá nhân (họ tên, điểm, nhận xét đánh giá) chỉ do người được đánh giá và người có thẩm quyền xử lý, trong phạm vi cần thiết, </w:t>
       </w:r>
-      <w:del w:id="1017" w:author="Tiếp thu thẩm định lần 2, 12/10 (Claude)" w:date="2026-10-12T07:18:07Z">
+      <w:del w:id="1021" w:author="Tiếp thu thẩm định lần 2, 12/10 (Claude)" w:date="2026-10-12T07:20:25Z">
         <w:r>
           <w:rPr>
             <w:sz w:val="28"/>
@@ -1969,7 +1994,7 @@
           <w:delText xml:space="preserve">theo quy định của pháp luật về bảo vệ dữ liệu cá nhân.</w:delText>
         </w:r>
       </w:del>
-      <w:ins w:id="1018" w:author="Tiếp thu thẩm định lần 2, 12/10 (Claude)" w:date="2026-10-12T07:18:07Z">
+      <w:ins w:id="1022" w:author="Tiếp thu thẩm định lần 2, 12/10 (Claude)" w:date="2026-10-12T07:20:25Z">
         <w:r>
           <w:rPr>
             <w:sz w:val="28"/>
@@ -2127,8 +2152,26 @@
           <w:sz w:val="28"/>
           <w:szCs w:val="28"/>
         </w:rPr>
-        <w:t>Quản trị Hệ thống Claude AI Team của Trường; nạp, cập nhật, đặt chế độ phân phối Bộ công cụ ở cấp tổ chức theo Thông báo số 1056/TB-CĐKT; chỉ nạp tệp đã đối chiếu mã SHA-256; khi nạp phiên bản mới, chuyển phiên bản cũ sang chế độ “Not available”.</w:t>
+        <w:t xml:space="preserve">Quản trị Hệ thống Claude AI Team của Trường; nạp, cập nhật, đặt chế độ phân phối Bộ công cụ ở cấp tổ chức theo Thông báo số 1056/TB-CĐKT; chỉ nạp tệp đã đối chiếu mã SHA-256</w:t>
       </w:r>
+      <w:del w:id="1003" w:author="Tiếp thu thẩm định lần 2, 12/10 (Claude)" w:date="2026-10-12T07:20:25Z">
+        <w:r>
+          <w:rPr>
+            <w:sz w:val="28"/>
+            <w:szCs w:val="28"/>
+          </w:rPr>
+          <w:delText xml:space="preserve">; khi nạp phiên bản mới, chuyển phiên bản cũ sang chế độ “Not available”.</w:delText>
+        </w:r>
+      </w:del>
+      <w:ins w:id="1004" w:author="Tiếp thu thẩm định lần 2, 12/10 (Claude)" w:date="2026-10-12T07:20:25Z">
+        <w:r>
+          <w:rPr>
+            <w:sz w:val="28"/>
+            <w:szCs w:val="28"/>
+          </w:rPr>
+          <w:t xml:space="preserve">; khi nạp phiên bản mới, kiểm tra ở cấp tổ chức chỉ còn một plugin KTC-Quan-tri; plugin, kỹ năng KTC cũ mang tên khác chuyển sang chế độ “Not available”.</w:t>
+        </w:r>
+      </w:ins>
     </w:p>
     <w:p>
       <w:pPr>
@@ -2210,7 +2253,7 @@
           <w:sz w:val="28"/>
         </w:rPr>
       </w:pPr>
-      <w:del w:id="1019" w:author="Tiếp thu thẩm định lần 2, 12/10 (Claude)" w:date="2026-10-12T07:18:07Z">
+      <w:del w:id="1023" w:author="Tiếp thu thẩm định lần 2, 12/10 (Claude)" w:date="2026-10-12T07:20:25Z">
         <w:r>
           <w:rPr>
             <w:sz w:val="28"/>
@@ -2218,7 +2261,7 @@
           <w:delText xml:space="preserve">b) Sử dụng Bộ công cụ khi xây dựng kế hoạch, báo cáo công tác định kỳ;</w:delText>
         </w:r>
       </w:del>
-      <w:ins w:id="1020" w:author="Tiếp thu thẩm định lần 2, 12/10 (Claude)" w:date="2026-10-12T07:18:07Z">
+      <w:ins w:id="1024" w:author="Tiếp thu thẩm định lần 2, 12/10 (Claude)" w:date="2026-10-12T07:20:25Z">
         <w:r>
           <w:rPr>
             <w:sz w:val="28"/>
